--- a/SMART GRID.docx
+++ b/SMART GRID.docx
@@ -7055,7 +7055,7 @@
         </w:rPr>
         <w:lastRenderedPageBreak/>
         <w:drawing>
-          <wp:inline distT="0" distB="0" distL="0" distR="0" wp14:anchorId="187A4765" wp14:editId="51749430">
+          <wp:inline distT="0" distB="0" distL="0" distR="0" wp14:anchorId="187A4765" wp14:editId="4629EEDA">
             <wp:extent cx="5862368" cy="2563099"/>
             <wp:effectExtent l="38100" t="38100" r="43180" b="46990"/>
             <wp:docPr id="532522566" name="Imagen 1"/>
@@ -7129,14 +7129,9 @@
         </w:r>
       </w:fldSimple>
       <w:r>
-        <w:t xml:space="preserve"> UML Smart </w:t>
-      </w:r>
-      <w:proofErr w:type="spellStart"/>
-      <w:r>
-        <w:t>Grid</w:t>
+        <w:t xml:space="preserve"> UML Smart Grid</w:t>
       </w:r>
       <w:bookmarkEnd w:id="5"/>
-      <w:proofErr w:type="spellEnd"/>
     </w:p>
     <w:p>
       <w:pPr>
@@ -7920,15 +7915,7 @@
         </w:r>
       </w:fldSimple>
       <w:r>
-        <w:t xml:space="preserve"> </w:t>
-      </w:r>
-      <w:proofErr w:type="spellStart"/>
-      <w:r>
-        <w:t>Application</w:t>
-      </w:r>
-      <w:proofErr w:type="spellEnd"/>
-      <w:r>
-        <w:t xml:space="preserve"> 1</w:t>
+        <w:t xml:space="preserve"> Application 1</w:t>
       </w:r>
       <w:bookmarkEnd w:id="9"/>
     </w:p>
@@ -8015,15 +8002,7 @@
         </w:r>
       </w:fldSimple>
       <w:r>
-        <w:t xml:space="preserve"> </w:t>
-      </w:r>
-      <w:proofErr w:type="spellStart"/>
-      <w:r>
-        <w:t>Application</w:t>
-      </w:r>
-      <w:proofErr w:type="spellEnd"/>
-      <w:r>
-        <w:t xml:space="preserve"> 2</w:t>
+        <w:t xml:space="preserve"> Application 2</w:t>
       </w:r>
       <w:bookmarkEnd w:id="10"/>
     </w:p>
@@ -8485,15 +8464,7 @@
         </w:r>
       </w:fldSimple>
       <w:r>
-        <w:t xml:space="preserve"> </w:t>
-      </w:r>
-      <w:proofErr w:type="spellStart"/>
-      <w:r>
-        <w:t>Infraestructure</w:t>
-      </w:r>
-      <w:proofErr w:type="spellEnd"/>
-      <w:r>
-        <w:t xml:space="preserve"> 1</w:t>
+        <w:t xml:space="preserve"> Infraestructure 1</w:t>
       </w:r>
       <w:bookmarkEnd w:id="14"/>
     </w:p>
@@ -8586,15 +8557,7 @@
         </w:r>
       </w:fldSimple>
       <w:r>
-        <w:t xml:space="preserve"> </w:t>
-      </w:r>
-      <w:proofErr w:type="spellStart"/>
-      <w:r>
-        <w:t>Infraestructure</w:t>
-      </w:r>
-      <w:proofErr w:type="spellEnd"/>
-      <w:r>
-        <w:t xml:space="preserve"> </w:t>
+        <w:t xml:space="preserve"> Infraestructure </w:t>
       </w:r>
       <w:r>
         <w:t>2</w:t>
@@ -8673,23 +8636,7 @@
         <w:jc w:val="both"/>
       </w:pPr>
       <w:r>
-        <w:t xml:space="preserve">En el proyecto Smart </w:t>
-      </w:r>
-      <w:proofErr w:type="spellStart"/>
-      <w:r>
-        <w:t>Grid</w:t>
-      </w:r>
-      <w:proofErr w:type="spellEnd"/>
-      <w:r>
-        <w:t xml:space="preserve">, el patrón Singleton se implementa en la clase </w:t>
-      </w:r>
-      <w:proofErr w:type="spellStart"/>
-      <w:r>
-        <w:t>ConfiguracionTarifas</w:t>
-      </w:r>
-      <w:proofErr w:type="spellEnd"/>
-      <w:r>
-        <w:t>, la cual se encarga de gestionar las tarifas base de consumo energético para los diferentes tipos de usuarios del sistema. Estas tarifas pueden variar dependiendo del tipo de usuario, como residencial, comercial o industrial, por lo que es necesario mantener una configuración centralizada que pueda ser consultada o actualizada desde diferentes partes de la aplicación.</w:t>
+        <w:t>En el proyecto Smart Grid, el patrón Singleton se implementa en la clase ConfiguracionTarifas, la cual se encarga de gestionar las tarifas base de consumo energético para los diferentes tipos de usuarios del sistema. Estas tarifas pueden variar dependiendo del tipo de usuario, como residencial, comercial o industrial, por lo que es necesario mantener una configuración centralizada que pueda ser consultada o actualizada desde diferentes partes de la aplicación.</w:t>
       </w:r>
     </w:p>
     <w:p>
@@ -8699,15 +8646,7 @@
         <w:jc w:val="both"/>
       </w:pPr>
       <w:r>
-        <w:t xml:space="preserve">La implementación del patrón se realiza utilizando la variante </w:t>
-      </w:r>
-      <w:proofErr w:type="spellStart"/>
-      <w:r>
-        <w:t>Enum</w:t>
-      </w:r>
-      <w:proofErr w:type="spellEnd"/>
-      <w:r>
-        <w:t xml:space="preserve"> Singleton, la cual garantiza que exista una única instancia de la clase dentro del sistema. Esta variante es considerada una de las más seguras en Java, ya que previene la creación de múltiples instancias, es segura en entornos concurrentes y evita problemas relacionados con serialización o reflexión.</w:t>
+        <w:t>La implementación del patrón se realiza utilizando la variante Enum Singleton, la cual garantiza que exista una única instancia de la clase dentro del sistema. Esta variante es considerada una de las más seguras en Java, ya que previene la creación de múltiples instancias, es segura en entornos concurrentes y evita problemas relacionados con serialización o reflexión.</w:t>
       </w:r>
     </w:p>
     <w:p>
@@ -8717,15 +8656,7 @@
         <w:jc w:val="both"/>
       </w:pPr>
       <w:r>
-        <w:t xml:space="preserve">La clase </w:t>
-      </w:r>
-      <w:proofErr w:type="spellStart"/>
-      <w:r>
-        <w:t>ConfiguracionTarifas</w:t>
-      </w:r>
-      <w:proofErr w:type="spellEnd"/>
-      <w:r>
-        <w:t xml:space="preserve"> mantiene internamente un mapa donde se almacenan las tarifas base asociadas a cada tipo de usuario. A través de sus métodos, el sistema puede consultar las tarifas existentes, actualizarlas </w:t>
+        <w:t xml:space="preserve">La clase ConfiguracionTarifas mantiene internamente un mapa donde se almacenan las tarifas base asociadas a cada tipo de usuario. A través de sus métodos, el sistema puede consultar las tarifas existentes, actualizarlas </w:t>
       </w:r>
       <w:r>
         <w:t>u</w:t>
@@ -9581,43 +9512,7 @@
           <w:sz w:val="24"/>
           <w:szCs w:val="24"/>
         </w:rPr>
-        <w:t xml:space="preserve">Para comprobar que el patrón Singleton funciona correctamente dentro del sistema Smart </w:t>
-      </w:r>
-      <w:proofErr w:type="spellStart"/>
-      <w:r>
-        <w:rPr>
-          <w:rFonts w:ascii="Times New Roman" w:hAnsi="Times New Roman" w:cs="Times New Roman"/>
-          <w:sz w:val="24"/>
-          <w:szCs w:val="24"/>
-        </w:rPr>
-        <w:t>Grid</w:t>
-      </w:r>
-      <w:proofErr w:type="spellEnd"/>
-      <w:r>
-        <w:rPr>
-          <w:rFonts w:ascii="Times New Roman" w:hAnsi="Times New Roman" w:cs="Times New Roman"/>
-          <w:sz w:val="24"/>
-          <w:szCs w:val="24"/>
-        </w:rPr>
-        <w:t xml:space="preserve">, se realizaron diferentes pruebas mediante solicitudes enviadas desde Postman a los </w:t>
-      </w:r>
-      <w:proofErr w:type="spellStart"/>
-      <w:r>
-        <w:rPr>
-          <w:rFonts w:ascii="Times New Roman" w:hAnsi="Times New Roman" w:cs="Times New Roman"/>
-          <w:sz w:val="24"/>
-          <w:szCs w:val="24"/>
-        </w:rPr>
-        <w:t>endpoints</w:t>
-      </w:r>
-      <w:proofErr w:type="spellEnd"/>
-      <w:r>
-        <w:rPr>
-          <w:rFonts w:ascii="Times New Roman" w:hAnsi="Times New Roman" w:cs="Times New Roman"/>
-          <w:sz w:val="24"/>
-          <w:szCs w:val="24"/>
-        </w:rPr>
-        <w:t xml:space="preserve"> del módulo encargado de gestionar las tarifas energéticas. A través de estas </w:t>
+        <w:t xml:space="preserve">Para comprobar que el patrón Singleton funciona correctamente dentro del sistema Smart Grid, se realizaron diferentes pruebas mediante solicitudes enviadas desde Postman a los endpoints del módulo encargado de gestionar las tarifas energéticas. A través de estas </w:t>
       </w:r>
       <w:r>
         <w:rPr>
@@ -9645,25 +9540,7 @@
           <w:sz w:val="24"/>
           <w:szCs w:val="24"/>
         </w:rPr>
-        <w:t xml:space="preserve">Cuando el sistema recibe cada solicitud, el controlador accede a la única instancia disponible de la clase </w:t>
-      </w:r>
-      <w:proofErr w:type="spellStart"/>
-      <w:r>
-        <w:rPr>
-          <w:rFonts w:ascii="Times New Roman" w:hAnsi="Times New Roman" w:cs="Times New Roman"/>
-          <w:sz w:val="24"/>
-          <w:szCs w:val="24"/>
-        </w:rPr>
-        <w:t>ConfiguracionTarifas</w:t>
-      </w:r>
-      <w:proofErr w:type="spellEnd"/>
-      <w:r>
-        <w:rPr>
-          <w:rFonts w:ascii="Times New Roman" w:hAnsi="Times New Roman" w:cs="Times New Roman"/>
-          <w:sz w:val="24"/>
-          <w:szCs w:val="24"/>
-        </w:rPr>
-        <w:t xml:space="preserve">, la cual centraliza el almacenamiento y la gestión de las tarifas base del sistema. Gracias a la implementación del patrón Singleton mediante una enumeración, se garantiza que todas las operaciones realizadas por el sistema utilicen el mismo objeto de configuración. </w:t>
+        <w:t xml:space="preserve">Cuando el sistema recibe cada solicitud, el controlador accede a la única instancia disponible de la clase ConfiguracionTarifas, la cual centraliza el almacenamiento y la gestión de las tarifas base del sistema. Gracias a la implementación del patrón Singleton mediante una enumeración, se garantiza que todas las operaciones realizadas por el sistema utilicen el mismo objeto de configuración. </w:t>
       </w:r>
     </w:p>
     <w:p>
@@ -10222,7 +10099,6 @@
       <w:r>
         <w:t xml:space="preserve">facturación. busca la tarifa residencial en </w:t>
       </w:r>
-      <w:proofErr w:type="spellStart"/>
       <w:r>
         <w:rPr>
           <w:rStyle w:val="CdigoHTML"/>
@@ -10232,11 +10108,9 @@
         </w:rPr>
         <w:t>ConfiguracionTarifas</w:t>
       </w:r>
-      <w:proofErr w:type="spellEnd"/>
       <w:r>
         <w:t xml:space="preserve"> crea dinámicamente </w:t>
       </w:r>
-      <w:proofErr w:type="spellStart"/>
       <w:r>
         <w:rPr>
           <w:rStyle w:val="CdigoHTML"/>
@@ -10246,11 +10120,9 @@
         </w:rPr>
         <w:t>FacturacionResidencial</w:t>
       </w:r>
-      <w:proofErr w:type="spellEnd"/>
       <w:r>
         <w:t xml:space="preserve"> ejecuta </w:t>
       </w:r>
-      <w:proofErr w:type="spellStart"/>
       <w:r>
         <w:rPr>
           <w:rStyle w:val="CdigoHTML"/>
@@ -10260,7 +10132,6 @@
         </w:rPr>
         <w:t>calcularFactura</w:t>
       </w:r>
-      <w:proofErr w:type="spellEnd"/>
     </w:p>
     <w:p>
       <w:pPr>
@@ -10443,43 +10314,7 @@
           <w:sz w:val="24"/>
           <w:szCs w:val="24"/>
         </w:rPr>
-        <w:t xml:space="preserve">Para validar el funcionamiento de la implementación del patrón Factory Method dentro del sistema, se realizó una prueba mediante una solicitud enviada desde Postman al </w:t>
-      </w:r>
-      <w:proofErr w:type="spellStart"/>
-      <w:r>
-        <w:rPr>
-          <w:rFonts w:ascii="Times New Roman" w:hAnsi="Times New Roman" w:cs="Times New Roman"/>
-          <w:sz w:val="24"/>
-          <w:szCs w:val="24"/>
-        </w:rPr>
-        <w:t>endpoint</w:t>
-      </w:r>
-      <w:proofErr w:type="spellEnd"/>
-      <w:r>
-        <w:rPr>
-          <w:rFonts w:ascii="Times New Roman" w:hAnsi="Times New Roman" w:cs="Times New Roman"/>
-          <w:sz w:val="24"/>
-          <w:szCs w:val="24"/>
-        </w:rPr>
-        <w:t xml:space="preserve"> de facturación del servicio desarrollado en Spring Boot. En esta solicitud se indicó el tipo de estrategia </w:t>
-      </w:r>
-      <w:proofErr w:type="spellStart"/>
-      <w:r>
-        <w:rPr>
-          <w:rFonts w:ascii="Times New Roman" w:hAnsi="Times New Roman" w:cs="Times New Roman"/>
-          <w:sz w:val="24"/>
-          <w:szCs w:val="24"/>
-        </w:rPr>
-        <w:t>FacturacionIndustrial</w:t>
-      </w:r>
-      <w:proofErr w:type="spellEnd"/>
-      <w:r>
-        <w:rPr>
-          <w:rFonts w:ascii="Times New Roman" w:hAnsi="Times New Roman" w:cs="Times New Roman"/>
-          <w:sz w:val="24"/>
-          <w:szCs w:val="24"/>
-        </w:rPr>
-        <w:t xml:space="preserve">, junto con los valores de consumo energético y tarifa base </w:t>
+        <w:t xml:space="preserve">Para validar el funcionamiento de la implementación del patrón Factory Method dentro del sistema, se realizó una prueba mediante una solicitud enviada desde Postman al endpoint de facturación del servicio desarrollado en Spring Boot. En esta solicitud se indicó el tipo de estrategia FacturacionIndustrial, junto con los valores de consumo energético y tarifa base </w:t>
       </w:r>
       <w:r>
         <w:rPr>
@@ -10488,25 +10323,7 @@
           <w:szCs w:val="24"/>
         </w:rPr>
         <w:lastRenderedPageBreak/>
-        <w:t xml:space="preserve">que se utilizarían para el cálculo. Al recibir la petición, el sistema delega la creación del objeto correspondiente a la clase </w:t>
-      </w:r>
-      <w:proofErr w:type="spellStart"/>
-      <w:r>
-        <w:rPr>
-          <w:rFonts w:ascii="Times New Roman" w:hAnsi="Times New Roman" w:cs="Times New Roman"/>
-          <w:sz w:val="24"/>
-          <w:szCs w:val="24"/>
-        </w:rPr>
-        <w:t>FacturacionFactory</w:t>
-      </w:r>
-      <w:proofErr w:type="spellEnd"/>
-      <w:r>
-        <w:rPr>
-          <w:rFonts w:ascii="Times New Roman" w:hAnsi="Times New Roman" w:cs="Times New Roman"/>
-          <w:sz w:val="24"/>
-          <w:szCs w:val="24"/>
-        </w:rPr>
-        <w:t xml:space="preserve">, la cual se encarga de instanciar dinámicamente la estrategia de facturación adecuada según el tipo recibido. </w:t>
+        <w:t xml:space="preserve">que se utilizarían para el cálculo. Al recibir la petición, el sistema delega la creación del objeto correspondiente a la clase FacturacionFactory, la cual se encarga de instanciar dinámicamente la estrategia de facturación adecuada según el tipo recibido. </w:t>
       </w:r>
     </w:p>
     <w:p>
@@ -11024,15 +10841,7 @@
         </w:r>
       </w:fldSimple>
       <w:r>
-        <w:t xml:space="preserve"> Patrón </w:t>
-      </w:r>
-      <w:proofErr w:type="spellStart"/>
-      <w:r>
-        <w:t>Abstract</w:t>
-      </w:r>
-      <w:proofErr w:type="spellEnd"/>
-      <w:r>
-        <w:t xml:space="preserve"> Factory</w:t>
+        <w:t xml:space="preserve"> Patrón Abstract Factory</w:t>
       </w:r>
       <w:bookmarkEnd w:id="34"/>
     </w:p>
@@ -11912,14 +11721,9 @@
         </w:r>
       </w:fldSimple>
       <w:r>
-        <w:t xml:space="preserve"> Monitor </w:t>
-      </w:r>
-      <w:proofErr w:type="spellStart"/>
-      <w:r>
-        <w:t>Energia</w:t>
+        <w:t xml:space="preserve"> Monitor Energia</w:t>
       </w:r>
       <w:bookmarkEnd w:id="40"/>
-      <w:proofErr w:type="spellEnd"/>
     </w:p>
     <w:p>
       <w:pPr>
@@ -12058,15 +11862,7 @@
         </w:r>
       </w:fldSimple>
       <w:r>
-        <w:t xml:space="preserve"> </w:t>
-      </w:r>
-      <w:proofErr w:type="spellStart"/>
-      <w:r>
-        <w:t>Energia</w:t>
-      </w:r>
-      <w:proofErr w:type="spellEnd"/>
-      <w:r>
-        <w:t xml:space="preserve"> Factory</w:t>
+        <w:t xml:space="preserve"> Energia Factory</w:t>
       </w:r>
       <w:bookmarkEnd w:id="41"/>
     </w:p>
@@ -12352,14 +12148,9 @@
         </w:r>
       </w:fldSimple>
       <w:r>
-        <w:t xml:space="preserve"> Balanceador </w:t>
-      </w:r>
-      <w:proofErr w:type="spellStart"/>
-      <w:r>
-        <w:t>Energia</w:t>
+        <w:t xml:space="preserve"> Balanceador Energia</w:t>
       </w:r>
       <w:bookmarkEnd w:id="43"/>
-      <w:proofErr w:type="spellEnd"/>
     </w:p>
     <w:p>
       <w:pPr>
@@ -12468,15 +12259,7 @@
         </w:r>
       </w:fldSimple>
       <w:r>
-        <w:t xml:space="preserve"> UML </w:t>
-      </w:r>
-      <w:proofErr w:type="spellStart"/>
-      <w:r>
-        <w:t>Abstract</w:t>
-      </w:r>
-      <w:proofErr w:type="spellEnd"/>
-      <w:r>
-        <w:t xml:space="preserve"> Factory</w:t>
+        <w:t xml:space="preserve"> UML Abstract Factory</w:t>
       </w:r>
       <w:bookmarkEnd w:id="45"/>
     </w:p>
@@ -12582,15 +12365,7 @@
         </w:r>
       </w:fldSimple>
       <w:r>
-        <w:t xml:space="preserve"> Prueba </w:t>
-      </w:r>
-      <w:proofErr w:type="spellStart"/>
-      <w:r>
-        <w:t>Abstract</w:t>
-      </w:r>
-      <w:proofErr w:type="spellEnd"/>
-      <w:r>
-        <w:t xml:space="preserve"> Factory</w:t>
+        <w:t xml:space="preserve"> Prueba Abstract Factory</w:t>
       </w:r>
       <w:bookmarkEnd w:id="47"/>
     </w:p>
@@ -12610,79 +12385,7 @@
           <w:sz w:val="24"/>
           <w:szCs w:val="24"/>
         </w:rPr>
-        <w:t xml:space="preserve">Para validar la implementación del patrón </w:t>
-      </w:r>
-      <w:proofErr w:type="spellStart"/>
-      <w:r>
-        <w:rPr>
-          <w:rFonts w:ascii="Times New Roman" w:hAnsi="Times New Roman" w:cs="Times New Roman"/>
-          <w:sz w:val="24"/>
-          <w:szCs w:val="24"/>
-        </w:rPr>
-        <w:t>Abstract</w:t>
-      </w:r>
-      <w:proofErr w:type="spellEnd"/>
-      <w:r>
-        <w:rPr>
-          <w:rFonts w:ascii="Times New Roman" w:hAnsi="Times New Roman" w:cs="Times New Roman"/>
-          <w:sz w:val="24"/>
-          <w:szCs w:val="24"/>
-        </w:rPr>
-        <w:t xml:space="preserve"> Factory dentro del sistema Smart </w:t>
-      </w:r>
-      <w:proofErr w:type="spellStart"/>
-      <w:r>
-        <w:rPr>
-          <w:rFonts w:ascii="Times New Roman" w:hAnsi="Times New Roman" w:cs="Times New Roman"/>
-          <w:sz w:val="24"/>
-          <w:szCs w:val="24"/>
-        </w:rPr>
-        <w:t>Grid</w:t>
-      </w:r>
-      <w:proofErr w:type="spellEnd"/>
-      <w:r>
-        <w:rPr>
-          <w:rFonts w:ascii="Times New Roman" w:hAnsi="Times New Roman" w:cs="Times New Roman"/>
-          <w:sz w:val="24"/>
-          <w:szCs w:val="24"/>
-        </w:rPr>
-        <w:t xml:space="preserve">, se realizó una prueba mediante una solicitud GET desde Postman al </w:t>
-      </w:r>
-      <w:proofErr w:type="spellStart"/>
-      <w:r>
-        <w:rPr>
-          <w:rFonts w:ascii="Times New Roman" w:hAnsi="Times New Roman" w:cs="Times New Roman"/>
-          <w:sz w:val="24"/>
-          <w:szCs w:val="24"/>
-        </w:rPr>
-        <w:t>endpoint</w:t>
-      </w:r>
-      <w:proofErr w:type="spellEnd"/>
-      <w:r>
-        <w:rPr>
-          <w:rFonts w:ascii="Times New Roman" w:hAnsi="Times New Roman" w:cs="Times New Roman"/>
-          <w:sz w:val="24"/>
-          <w:szCs w:val="24"/>
-        </w:rPr>
-        <w:t xml:space="preserve"> /</w:t>
-      </w:r>
-      <w:proofErr w:type="spellStart"/>
-      <w:r>
-        <w:rPr>
-          <w:rFonts w:ascii="Times New Roman" w:hAnsi="Times New Roman" w:cs="Times New Roman"/>
-          <w:sz w:val="24"/>
-          <w:szCs w:val="24"/>
-        </w:rPr>
-        <w:t>energia</w:t>
-      </w:r>
-      <w:proofErr w:type="spellEnd"/>
-      <w:r>
-        <w:rPr>
-          <w:rFonts w:ascii="Times New Roman" w:hAnsi="Times New Roman" w:cs="Times New Roman"/>
-          <w:sz w:val="24"/>
-          <w:szCs w:val="24"/>
-        </w:rPr>
-        <w:t xml:space="preserve">/SOLAR. Esta petición permite procesar una fuente de energía específica y ejecutar </w:t>
+        <w:t xml:space="preserve">Para validar la implementación del patrón Abstract Factory dentro del sistema Smart Grid, se realizó una prueba mediante una solicitud GET desde Postman al endpoint /energia/SOLAR. Esta petición permite procesar una fuente de energía específica y ejecutar </w:t>
       </w:r>
       <w:r>
         <w:rPr>
@@ -12691,43 +12394,7 @@
           <w:szCs w:val="24"/>
         </w:rPr>
         <w:lastRenderedPageBreak/>
-        <w:t xml:space="preserve">las acciones asociadas a la familia de objetos correspondiente. Al recibir la solicitud, el sistema identifica el tipo de energía indicado y utiliza la fábrica concreta </w:t>
-      </w:r>
-      <w:proofErr w:type="spellStart"/>
-      <w:r>
-        <w:rPr>
-          <w:rFonts w:ascii="Times New Roman" w:hAnsi="Times New Roman" w:cs="Times New Roman"/>
-          <w:sz w:val="24"/>
-          <w:szCs w:val="24"/>
-        </w:rPr>
-        <w:t>SolarFactory</w:t>
-      </w:r>
-      <w:proofErr w:type="spellEnd"/>
-      <w:r>
-        <w:rPr>
-          <w:rFonts w:ascii="Times New Roman" w:hAnsi="Times New Roman" w:cs="Times New Roman"/>
-          <w:sz w:val="24"/>
-          <w:szCs w:val="24"/>
-        </w:rPr>
-        <w:t xml:space="preserve">, la cual implementa la interfaz </w:t>
-      </w:r>
-      <w:proofErr w:type="spellStart"/>
-      <w:r>
-        <w:rPr>
-          <w:rFonts w:ascii="Times New Roman" w:hAnsi="Times New Roman" w:cs="Times New Roman"/>
-          <w:sz w:val="24"/>
-          <w:szCs w:val="24"/>
-        </w:rPr>
-        <w:t>EnergiaFactory</w:t>
-      </w:r>
-      <w:proofErr w:type="spellEnd"/>
-      <w:r>
-        <w:rPr>
-          <w:rFonts w:ascii="Times New Roman" w:hAnsi="Times New Roman" w:cs="Times New Roman"/>
-          <w:sz w:val="24"/>
-          <w:szCs w:val="24"/>
-        </w:rPr>
-        <w:t xml:space="preserve">. </w:t>
+        <w:t xml:space="preserve">las acciones asociadas a la familia de objetos correspondiente. Al recibir la solicitud, el sistema identifica el tipo de energía indicado y utiliza la fábrica concreta SolarFactory, la cual implementa la interfaz EnergiaFactory. </w:t>
       </w:r>
     </w:p>
     <w:p>
@@ -12746,25 +12413,7 @@
           <w:sz w:val="24"/>
           <w:szCs w:val="24"/>
         </w:rPr>
-        <w:t xml:space="preserve">A través de esta fábrica se crean los componentes relacionados con la gestión de energía solar, como el monitor, el balanceador y el calculador de eficiencia. Posteriormente, el sistema ejecuta las operaciones definidas en estos componentes, simulando el comportamiento de la red cuando trabaja con energía solar. La respuesta obtenida confirma que los objetos se generan correctamente mediante la fábrica y que las acciones correspondientes se ejecutan según lo esperado, lo que evidencia el correcto funcionamiento del patrón </w:t>
-      </w:r>
-      <w:proofErr w:type="spellStart"/>
-      <w:r>
-        <w:rPr>
-          <w:rFonts w:ascii="Times New Roman" w:hAnsi="Times New Roman" w:cs="Times New Roman"/>
-          <w:sz w:val="24"/>
-          <w:szCs w:val="24"/>
-        </w:rPr>
-        <w:t>Abstract</w:t>
-      </w:r>
-      <w:proofErr w:type="spellEnd"/>
-      <w:r>
-        <w:rPr>
-          <w:rFonts w:ascii="Times New Roman" w:hAnsi="Times New Roman" w:cs="Times New Roman"/>
-          <w:sz w:val="24"/>
-          <w:szCs w:val="24"/>
-        </w:rPr>
-        <w:t xml:space="preserve"> Factory dentro del sistema.</w:t>
+        <w:t>A través de esta fábrica se crean los componentes relacionados con la gestión de energía solar, como el monitor, el balanceador y el calculador de eficiencia. Posteriormente, el sistema ejecuta las operaciones definidas en estos componentes, simulando el comportamiento de la red cuando trabaja con energía solar. La respuesta obtenida confirma que los objetos se generan correctamente mediante la fábrica y que las acciones correspondientes se ejecutan según lo esperado, lo que evidencia el correcto funcionamiento del patrón Abstract Factory dentro del sistema.</w:t>
       </w:r>
     </w:p>
     <w:p>
@@ -12835,61 +12484,7 @@
           <w:sz w:val="24"/>
           <w:szCs w:val="24"/>
         </w:rPr>
-        <w:t xml:space="preserve">El patrón </w:t>
-      </w:r>
-      <w:proofErr w:type="spellStart"/>
-      <w:r>
-        <w:rPr>
-          <w:rFonts w:ascii="Times New Roman" w:hAnsi="Times New Roman" w:cs="Times New Roman"/>
-          <w:sz w:val="24"/>
-          <w:szCs w:val="24"/>
-        </w:rPr>
-        <w:t>Builder</w:t>
-      </w:r>
-      <w:proofErr w:type="spellEnd"/>
-      <w:r>
-        <w:rPr>
-          <w:rFonts w:ascii="Times New Roman" w:hAnsi="Times New Roman" w:cs="Times New Roman"/>
-          <w:sz w:val="24"/>
-          <w:szCs w:val="24"/>
-        </w:rPr>
-        <w:t xml:space="preserve"> se utiliza en el sistema Smart </w:t>
-      </w:r>
-      <w:proofErr w:type="spellStart"/>
-      <w:r>
-        <w:rPr>
-          <w:rFonts w:ascii="Times New Roman" w:hAnsi="Times New Roman" w:cs="Times New Roman"/>
-          <w:sz w:val="24"/>
-          <w:szCs w:val="24"/>
-        </w:rPr>
-        <w:t>Grid</w:t>
-      </w:r>
-      <w:proofErr w:type="spellEnd"/>
-      <w:r>
-        <w:rPr>
-          <w:rFonts w:ascii="Times New Roman" w:hAnsi="Times New Roman" w:cs="Times New Roman"/>
-          <w:sz w:val="24"/>
-          <w:szCs w:val="24"/>
-        </w:rPr>
-        <w:t xml:space="preserve"> para facilitar la creación de objetos complejos relacionados con la generación de facturas energéticas. En este caso, la clase </w:t>
-      </w:r>
-      <w:proofErr w:type="spellStart"/>
-      <w:r>
-        <w:rPr>
-          <w:rFonts w:ascii="Times New Roman" w:hAnsi="Times New Roman" w:cs="Times New Roman"/>
-          <w:sz w:val="24"/>
-          <w:szCs w:val="24"/>
-        </w:rPr>
-        <w:t>FacturaEnergetica</w:t>
-      </w:r>
-      <w:proofErr w:type="spellEnd"/>
-      <w:r>
-        <w:rPr>
-          <w:rFonts w:ascii="Times New Roman" w:hAnsi="Times New Roman" w:cs="Times New Roman"/>
-          <w:sz w:val="24"/>
-          <w:szCs w:val="24"/>
-        </w:rPr>
-        <w:t xml:space="preserve"> contiene múltiples atributos como el identificador del usuario, consumo energético, tarifa base, subtotal, impuestos, descuentos, total de la factura, fuente de energía y fecha de emisión. </w:t>
+        <w:t xml:space="preserve">El patrón Builder se utiliza en el sistema Smart Grid para facilitar la creación de objetos complejos relacionados con la generación de facturas energéticas. En este caso, la clase FacturaEnergetica contiene múltiples atributos como el identificador del usuario, consumo energético, tarifa base, subtotal, impuestos, descuentos, total de la factura, fuente de energía y fecha de emisión. </w:t>
       </w:r>
     </w:p>
     <w:p>
@@ -12908,25 +12503,7 @@
           <w:sz w:val="24"/>
           <w:szCs w:val="24"/>
         </w:rPr>
-        <w:t xml:space="preserve">Debido a la cantidad de parámetros necesarios para construir este objeto, se implementa el patrón </w:t>
-      </w:r>
-      <w:proofErr w:type="spellStart"/>
-      <w:r>
-        <w:rPr>
-          <w:rFonts w:ascii="Times New Roman" w:hAnsi="Times New Roman" w:cs="Times New Roman"/>
-          <w:sz w:val="24"/>
-          <w:szCs w:val="24"/>
-        </w:rPr>
-        <w:t>Builder</w:t>
-      </w:r>
-      <w:proofErr w:type="spellEnd"/>
-      <w:r>
-        <w:rPr>
-          <w:rFonts w:ascii="Times New Roman" w:hAnsi="Times New Roman" w:cs="Times New Roman"/>
-          <w:sz w:val="24"/>
-          <w:szCs w:val="24"/>
-        </w:rPr>
-        <w:t xml:space="preserve"> con el fin de construir la instancia de manera progresiva y organizada, evitando constructores con demasiados parámetros y mejorando la legibilidad del código. De esta forma, el sistema puede crear facturas energéticas configurando cada uno de los valores </w:t>
+        <w:t xml:space="preserve">Debido a la cantidad de parámetros necesarios para construir este objeto, se implementa el patrón Builder con el fin de construir la instancia de manera progresiva y organizada, evitando constructores con demasiados parámetros y mejorando la legibilidad del código. De esta forma, el sistema puede crear facturas energéticas configurando cada uno de los valores </w:t>
       </w:r>
       <w:r>
         <w:rPr>
@@ -12935,25 +12512,7 @@
           <w:szCs w:val="24"/>
         </w:rPr>
         <w:lastRenderedPageBreak/>
-        <w:t xml:space="preserve">necesarios mediante métodos encadenados y finalmente generando el objeto completo mediante el método </w:t>
-      </w:r>
-      <w:proofErr w:type="spellStart"/>
-      <w:r>
-        <w:rPr>
-          <w:rFonts w:ascii="Times New Roman" w:hAnsi="Times New Roman" w:cs="Times New Roman"/>
-          <w:sz w:val="24"/>
-          <w:szCs w:val="24"/>
-        </w:rPr>
-        <w:t>build</w:t>
-      </w:r>
-      <w:proofErr w:type="spellEnd"/>
-      <w:r>
-        <w:rPr>
-          <w:rFonts w:ascii="Times New Roman" w:hAnsi="Times New Roman" w:cs="Times New Roman"/>
-          <w:sz w:val="24"/>
-          <w:szCs w:val="24"/>
-        </w:rPr>
-        <w:t>().</w:t>
+        <w:t>necesarios mediante métodos encadenados y finalmente generando el objeto completo mediante el método build().</w:t>
       </w:r>
     </w:p>
     <w:p>
@@ -12972,61 +12531,7 @@
           <w:sz w:val="24"/>
           <w:szCs w:val="24"/>
         </w:rPr>
-        <w:t xml:space="preserve">El patrón </w:t>
-      </w:r>
-      <w:proofErr w:type="spellStart"/>
-      <w:r>
-        <w:rPr>
-          <w:rFonts w:ascii="Times New Roman" w:hAnsi="Times New Roman" w:cs="Times New Roman"/>
-          <w:sz w:val="24"/>
-          <w:szCs w:val="24"/>
-        </w:rPr>
-        <w:t>Builder</w:t>
-      </w:r>
-      <w:proofErr w:type="spellEnd"/>
-      <w:r>
-        <w:rPr>
-          <w:rFonts w:ascii="Times New Roman" w:hAnsi="Times New Roman" w:cs="Times New Roman"/>
-          <w:sz w:val="24"/>
-          <w:szCs w:val="24"/>
-        </w:rPr>
-        <w:t xml:space="preserve"> se utiliza en el sistema Smart </w:t>
-      </w:r>
-      <w:proofErr w:type="spellStart"/>
-      <w:r>
-        <w:rPr>
-          <w:rFonts w:ascii="Times New Roman" w:hAnsi="Times New Roman" w:cs="Times New Roman"/>
-          <w:sz w:val="24"/>
-          <w:szCs w:val="24"/>
-        </w:rPr>
-        <w:t>Grid</w:t>
-      </w:r>
-      <w:proofErr w:type="spellEnd"/>
-      <w:r>
-        <w:rPr>
-          <w:rFonts w:ascii="Times New Roman" w:hAnsi="Times New Roman" w:cs="Times New Roman"/>
-          <w:sz w:val="24"/>
-          <w:szCs w:val="24"/>
-        </w:rPr>
-        <w:t xml:space="preserve"> para facilitar la creación de objetos complejos relacionados con la generación de facturas energéticas. En este caso, la clase </w:t>
-      </w:r>
-      <w:proofErr w:type="spellStart"/>
-      <w:r>
-        <w:rPr>
-          <w:rFonts w:ascii="Times New Roman" w:hAnsi="Times New Roman" w:cs="Times New Roman"/>
-          <w:sz w:val="24"/>
-          <w:szCs w:val="24"/>
-        </w:rPr>
-        <w:t>FacturaEnergetica</w:t>
-      </w:r>
-      <w:proofErr w:type="spellEnd"/>
-      <w:r>
-        <w:rPr>
-          <w:rFonts w:ascii="Times New Roman" w:hAnsi="Times New Roman" w:cs="Times New Roman"/>
-          <w:sz w:val="24"/>
-          <w:szCs w:val="24"/>
-        </w:rPr>
-        <w:t xml:space="preserve"> contiene múltiples atributos como el identificador del usuario, consumo energético, tarifa base, subtotal, impuestos, descuentos, total de la factura, fuente de energía y fecha de emisión. </w:t>
+        <w:t xml:space="preserve">El patrón Builder se utiliza en el sistema Smart Grid para facilitar la creación de objetos complejos relacionados con la generación de facturas energéticas. En este caso, la clase FacturaEnergetica contiene múltiples atributos como el identificador del usuario, consumo energético, tarifa base, subtotal, impuestos, descuentos, total de la factura, fuente de energía y fecha de emisión. </w:t>
       </w:r>
     </w:p>
     <w:p>
@@ -13045,43 +12550,7 @@
           <w:sz w:val="24"/>
           <w:szCs w:val="24"/>
         </w:rPr>
-        <w:t xml:space="preserve">Debido a la cantidad de parámetros necesarios para construir este objeto, se implementa el patrón </w:t>
-      </w:r>
-      <w:proofErr w:type="spellStart"/>
-      <w:r>
-        <w:rPr>
-          <w:rFonts w:ascii="Times New Roman" w:hAnsi="Times New Roman" w:cs="Times New Roman"/>
-          <w:sz w:val="24"/>
-          <w:szCs w:val="24"/>
-        </w:rPr>
-        <w:t>Builder</w:t>
-      </w:r>
-      <w:proofErr w:type="spellEnd"/>
-      <w:r>
-        <w:rPr>
-          <w:rFonts w:ascii="Times New Roman" w:hAnsi="Times New Roman" w:cs="Times New Roman"/>
-          <w:sz w:val="24"/>
-          <w:szCs w:val="24"/>
-        </w:rPr>
-        <w:t xml:space="preserve"> con el fin de construir la instancia de manera progresiva y organizada, evitando constructores con demasiados parámetros y mejorando la legibilidad del código. De esta forma, el sistema puede crear facturas energéticas configurando cada uno de los valores necesarios mediante métodos encadenados y finalmente generando el objeto completo mediante el método </w:t>
-      </w:r>
-      <w:proofErr w:type="spellStart"/>
-      <w:r>
-        <w:rPr>
-          <w:rFonts w:ascii="Times New Roman" w:hAnsi="Times New Roman" w:cs="Times New Roman"/>
-          <w:sz w:val="24"/>
-          <w:szCs w:val="24"/>
-        </w:rPr>
-        <w:t>build</w:t>
-      </w:r>
-      <w:proofErr w:type="spellEnd"/>
-      <w:r>
-        <w:rPr>
-          <w:rFonts w:ascii="Times New Roman" w:hAnsi="Times New Roman" w:cs="Times New Roman"/>
-          <w:sz w:val="24"/>
-          <w:szCs w:val="24"/>
-        </w:rPr>
-        <w:t>().</w:t>
+        <w:t>Debido a la cantidad de parámetros necesarios para construir este objeto, se implementa el patrón Builder con el fin de construir la instancia de manera progresiva y organizada, evitando constructores con demasiados parámetros y mejorando la legibilidad del código. De esta forma, el sistema puede crear facturas energéticas configurando cada uno de los valores necesarios mediante métodos encadenados y finalmente generando el objeto completo mediante el método build().</w:t>
       </w:r>
     </w:p>
     <w:p>
@@ -13100,115 +12569,7 @@
           <w:sz w:val="24"/>
           <w:szCs w:val="24"/>
         </w:rPr>
-        <w:t xml:space="preserve">La clase </w:t>
-      </w:r>
-      <w:proofErr w:type="spellStart"/>
-      <w:r>
-        <w:rPr>
-          <w:rFonts w:ascii="Times New Roman" w:hAnsi="Times New Roman" w:cs="Times New Roman"/>
-          <w:sz w:val="24"/>
-          <w:szCs w:val="24"/>
-        </w:rPr>
-        <w:t>Builder</w:t>
-      </w:r>
-      <w:proofErr w:type="spellEnd"/>
-      <w:r>
-        <w:rPr>
-          <w:rFonts w:ascii="Times New Roman" w:hAnsi="Times New Roman" w:cs="Times New Roman"/>
-          <w:sz w:val="24"/>
-          <w:szCs w:val="24"/>
-        </w:rPr>
-        <w:t xml:space="preserve"> es una clase interna estática definida dentro de </w:t>
-      </w:r>
-      <w:proofErr w:type="spellStart"/>
-      <w:r>
-        <w:rPr>
-          <w:rFonts w:ascii="Times New Roman" w:hAnsi="Times New Roman" w:cs="Times New Roman"/>
-          <w:sz w:val="24"/>
-          <w:szCs w:val="24"/>
-        </w:rPr>
-        <w:t>FacturaEnergetica</w:t>
-      </w:r>
-      <w:proofErr w:type="spellEnd"/>
-      <w:r>
-        <w:rPr>
-          <w:rFonts w:ascii="Times New Roman" w:hAnsi="Times New Roman" w:cs="Times New Roman"/>
-          <w:sz w:val="24"/>
-          <w:szCs w:val="24"/>
-        </w:rPr>
-        <w:t xml:space="preserve">. Su función es permitir la construcción gradual del objeto factura energética. Cada método del </w:t>
-      </w:r>
-      <w:proofErr w:type="spellStart"/>
-      <w:r>
-        <w:rPr>
-          <w:rFonts w:ascii="Times New Roman" w:hAnsi="Times New Roman" w:cs="Times New Roman"/>
-          <w:sz w:val="24"/>
-          <w:szCs w:val="24"/>
-        </w:rPr>
-        <w:t>Builder</w:t>
-      </w:r>
-      <w:proofErr w:type="spellEnd"/>
-      <w:r>
-        <w:rPr>
-          <w:rFonts w:ascii="Times New Roman" w:hAnsi="Times New Roman" w:cs="Times New Roman"/>
-          <w:sz w:val="24"/>
-          <w:szCs w:val="24"/>
-        </w:rPr>
-        <w:t xml:space="preserve"> asigna un valor a uno de los atributos del objeto y retorna la instancia del </w:t>
-      </w:r>
-      <w:proofErr w:type="spellStart"/>
-      <w:r>
-        <w:rPr>
-          <w:rFonts w:ascii="Times New Roman" w:hAnsi="Times New Roman" w:cs="Times New Roman"/>
-          <w:sz w:val="24"/>
-          <w:szCs w:val="24"/>
-        </w:rPr>
-        <w:t>Builder</w:t>
-      </w:r>
-      <w:proofErr w:type="spellEnd"/>
-      <w:r>
-        <w:rPr>
-          <w:rFonts w:ascii="Times New Roman" w:hAnsi="Times New Roman" w:cs="Times New Roman"/>
-          <w:sz w:val="24"/>
-          <w:szCs w:val="24"/>
-        </w:rPr>
-        <w:t xml:space="preserve"> para permitir el encadenamiento de llamadas. Finalmente, el método </w:t>
-      </w:r>
-      <w:proofErr w:type="spellStart"/>
-      <w:r>
-        <w:rPr>
-          <w:rFonts w:ascii="Times New Roman" w:hAnsi="Times New Roman" w:cs="Times New Roman"/>
-          <w:sz w:val="24"/>
-          <w:szCs w:val="24"/>
-        </w:rPr>
-        <w:t>build</w:t>
-      </w:r>
-      <w:proofErr w:type="spellEnd"/>
-      <w:r>
-        <w:rPr>
-          <w:rFonts w:ascii="Times New Roman" w:hAnsi="Times New Roman" w:cs="Times New Roman"/>
-          <w:sz w:val="24"/>
-          <w:szCs w:val="24"/>
-        </w:rPr>
-        <w:t xml:space="preserve">() crea y retorna una instancia completa de </w:t>
-      </w:r>
-      <w:proofErr w:type="spellStart"/>
-      <w:r>
-        <w:rPr>
-          <w:rFonts w:ascii="Times New Roman" w:hAnsi="Times New Roman" w:cs="Times New Roman"/>
-          <w:sz w:val="24"/>
-          <w:szCs w:val="24"/>
-        </w:rPr>
-        <w:t>FacturaEnergetica</w:t>
-      </w:r>
-      <w:proofErr w:type="spellEnd"/>
-      <w:r>
-        <w:rPr>
-          <w:rFonts w:ascii="Times New Roman" w:hAnsi="Times New Roman" w:cs="Times New Roman"/>
-          <w:sz w:val="24"/>
-          <w:szCs w:val="24"/>
-        </w:rPr>
-        <w:t xml:space="preserve"> utilizando los valores configurados previamente. Este enfoque mejora la claridad del código, reduce errores al crear objetos con muchos parámetros y permite una construcción más flexible de la factura energética dentro del sistema.</w:t>
+        <w:t>La clase Builder es una clase interna estática definida dentro de FacturaEnergetica. Su función es permitir la construcción gradual del objeto factura energética. Cada método del Builder asigna un valor a uno de los atributos del objeto y retorna la instancia del Builder para permitir el encadenamiento de llamadas. Finalmente, el método build() crea y retorna una instancia completa de FacturaEnergetica utilizando los valores configurados previamente. Este enfoque mejora la claridad del código, reduce errores al crear objetos con muchos parámetros y permite una construcción más flexible de la factura energética dentro del sistema.</w:t>
       </w:r>
     </w:p>
     <w:p>
@@ -13228,43 +12589,7 @@
           <w:szCs w:val="24"/>
         </w:rPr>
         <w:lastRenderedPageBreak/>
-        <w:t xml:space="preserve">El patrón </w:t>
-      </w:r>
-      <w:proofErr w:type="spellStart"/>
-      <w:r>
-        <w:rPr>
-          <w:rFonts w:ascii="Times New Roman" w:hAnsi="Times New Roman" w:cs="Times New Roman"/>
-          <w:sz w:val="24"/>
-          <w:szCs w:val="24"/>
-        </w:rPr>
-        <w:t>Builder</w:t>
-      </w:r>
-      <w:proofErr w:type="spellEnd"/>
-      <w:r>
-        <w:rPr>
-          <w:rFonts w:ascii="Times New Roman" w:hAnsi="Times New Roman" w:cs="Times New Roman"/>
-          <w:sz w:val="24"/>
-          <w:szCs w:val="24"/>
-        </w:rPr>
-        <w:t xml:space="preserve"> fue implementado en el sistema Smart </w:t>
-      </w:r>
-      <w:proofErr w:type="spellStart"/>
-      <w:r>
-        <w:rPr>
-          <w:rFonts w:ascii="Times New Roman" w:hAnsi="Times New Roman" w:cs="Times New Roman"/>
-          <w:sz w:val="24"/>
-          <w:szCs w:val="24"/>
-        </w:rPr>
-        <w:t>Grid</w:t>
-      </w:r>
-      <w:proofErr w:type="spellEnd"/>
-      <w:r>
-        <w:rPr>
-          <w:rFonts w:ascii="Times New Roman" w:hAnsi="Times New Roman" w:cs="Times New Roman"/>
-          <w:sz w:val="24"/>
-          <w:szCs w:val="24"/>
-        </w:rPr>
-        <w:t xml:space="preserve"> para simplificar la creación de objetos complejos como la factura energética, la cual contiene múltiples atributos que deben ser configurados antes de su almacenamiento. Utilizar un constructor tradicional con todos estos parámetros podría generar código difícil de leer y mantener. </w:t>
+        <w:t xml:space="preserve">El patrón Builder fue implementado en el sistema Smart Grid para simplificar la creación de objetos complejos como la factura energética, la cual contiene múltiples atributos que deben ser configurados antes de su almacenamiento. Utilizar un constructor tradicional con todos estos parámetros podría generar código difícil de leer y mantener. </w:t>
       </w:r>
     </w:p>
     <w:p>
@@ -13283,25 +12608,7 @@
           <w:sz w:val="24"/>
           <w:szCs w:val="24"/>
         </w:rPr>
-        <w:t xml:space="preserve">Mediante el uso del </w:t>
-      </w:r>
-      <w:proofErr w:type="spellStart"/>
-      <w:r>
-        <w:rPr>
-          <w:rFonts w:ascii="Times New Roman" w:hAnsi="Times New Roman" w:cs="Times New Roman"/>
-          <w:sz w:val="24"/>
-          <w:szCs w:val="24"/>
-        </w:rPr>
-        <w:t>Builder</w:t>
-      </w:r>
-      <w:proofErr w:type="spellEnd"/>
-      <w:r>
-        <w:rPr>
-          <w:rFonts w:ascii="Times New Roman" w:hAnsi="Times New Roman" w:cs="Times New Roman"/>
-          <w:sz w:val="24"/>
-          <w:szCs w:val="24"/>
-        </w:rPr>
-        <w:t>, el sistema puede construir la factura paso a paso, asignando cada valor de forma clara y ordenada. Además, este patrón permite una mayor flexibilidad al momento de agregar nuevos atributos en el futuro sin afectar significativamente la estructura del código existente.</w:t>
+        <w:t>Mediante el uso del Builder, el sistema puede construir la factura paso a paso, asignando cada valor de forma clara y ordenada. Además, este patrón permite una mayor flexibilidad al momento de agregar nuevos atributos en el futuro sin afectar significativamente la estructura del código existente.</w:t>
       </w:r>
     </w:p>
     <w:p>
@@ -13313,6 +12620,7 @@
       <w:r>
         <w:rPr>
           <w:rFonts w:ascii="Times New Roman" w:hAnsi="Times New Roman" w:cs="Times New Roman"/>
+          <w:noProof/>
           <w:sz w:val="24"/>
           <w:szCs w:val="24"/>
         </w:rPr>
@@ -13384,14 +12692,9 @@
         </w:r>
       </w:fldSimple>
       <w:r>
-        <w:t xml:space="preserve"> Patron </w:t>
-      </w:r>
-      <w:proofErr w:type="spellStart"/>
-      <w:r>
-        <w:t>Builder</w:t>
+        <w:t xml:space="preserve"> Patron Builder</w:t>
       </w:r>
       <w:bookmarkEnd w:id="50"/>
-      <w:proofErr w:type="spellEnd"/>
     </w:p>
     <w:p>
       <w:pPr>
@@ -13499,14 +12802,9 @@
         </w:r>
       </w:fldSimple>
       <w:r>
-        <w:t xml:space="preserve"> UML </w:t>
-      </w:r>
-      <w:proofErr w:type="spellStart"/>
-      <w:r>
-        <w:t>Builder</w:t>
+        <w:t xml:space="preserve"> UML Builder</w:t>
       </w:r>
       <w:bookmarkEnd w:id="52"/>
-      <w:proofErr w:type="spellEnd"/>
     </w:p>
     <w:p>
       <w:pPr>
@@ -13616,14 +12914,9 @@
         </w:r>
       </w:fldSimple>
       <w:r>
-        <w:t xml:space="preserve"> Prueba </w:t>
-      </w:r>
-      <w:proofErr w:type="spellStart"/>
-      <w:r>
-        <w:t>Builder</w:t>
+        <w:t xml:space="preserve"> Prueba Builder</w:t>
       </w:r>
       <w:bookmarkEnd w:id="54"/>
-      <w:proofErr w:type="spellEnd"/>
     </w:p>
     <w:p>
       <w:pPr>
@@ -13641,105 +12934,7 @@
           <w:sz w:val="24"/>
           <w:szCs w:val="24"/>
         </w:rPr>
-        <w:t>C</w:t>
-      </w:r>
-      <w:r>
-        <w:rPr>
-          <w:rFonts w:ascii="Times New Roman" w:hAnsi="Times New Roman" w:cs="Times New Roman"/>
-          <w:sz w:val="24"/>
-          <w:szCs w:val="24"/>
-        </w:rPr>
-        <w:t xml:space="preserve">on el fin de verificar el funcionamiento del patrón </w:t>
-      </w:r>
-      <w:proofErr w:type="spellStart"/>
-      <w:r>
-        <w:rPr>
-          <w:rFonts w:ascii="Times New Roman" w:hAnsi="Times New Roman" w:cs="Times New Roman"/>
-          <w:sz w:val="24"/>
-          <w:szCs w:val="24"/>
-        </w:rPr>
-        <w:t>Builder</w:t>
-      </w:r>
-      <w:proofErr w:type="spellEnd"/>
-      <w:r>
-        <w:rPr>
-          <w:rFonts w:ascii="Times New Roman" w:hAnsi="Times New Roman" w:cs="Times New Roman"/>
-          <w:sz w:val="24"/>
-          <w:szCs w:val="24"/>
-        </w:rPr>
-        <w:t xml:space="preserve"> dentro del sistema Smart </w:t>
-      </w:r>
-      <w:proofErr w:type="spellStart"/>
-      <w:r>
-        <w:rPr>
-          <w:rFonts w:ascii="Times New Roman" w:hAnsi="Times New Roman" w:cs="Times New Roman"/>
-          <w:sz w:val="24"/>
-          <w:szCs w:val="24"/>
-        </w:rPr>
-        <w:t>Grid</w:t>
-      </w:r>
-      <w:proofErr w:type="spellEnd"/>
-      <w:r>
-        <w:rPr>
-          <w:rFonts w:ascii="Times New Roman" w:hAnsi="Times New Roman" w:cs="Times New Roman"/>
-          <w:sz w:val="24"/>
-          <w:szCs w:val="24"/>
-        </w:rPr>
-        <w:t xml:space="preserve">, se realizó una prueba mediante una solicitud GET al </w:t>
-      </w:r>
-      <w:proofErr w:type="spellStart"/>
-      <w:r>
-        <w:rPr>
-          <w:rFonts w:ascii="Times New Roman" w:hAnsi="Times New Roman" w:cs="Times New Roman"/>
-          <w:sz w:val="24"/>
-          <w:szCs w:val="24"/>
-        </w:rPr>
-        <w:t>endpoint</w:t>
-      </w:r>
-      <w:proofErr w:type="spellEnd"/>
-      <w:r>
-        <w:rPr>
-          <w:rFonts w:ascii="Times New Roman" w:hAnsi="Times New Roman" w:cs="Times New Roman"/>
-          <w:sz w:val="24"/>
-          <w:szCs w:val="24"/>
-        </w:rPr>
-        <w:t xml:space="preserve"> /facturas utilizando la herramienta Postman. Esta solicitud permite consultar las facturas energéticas almacenadas en la base de datos MongoDB. Al ejecutarse la petición, el sistema recupera los registros previamente generados y construidos mediante la clase </w:t>
-      </w:r>
-      <w:proofErr w:type="spellStart"/>
-      <w:r>
-        <w:rPr>
-          <w:rFonts w:ascii="Times New Roman" w:hAnsi="Times New Roman" w:cs="Times New Roman"/>
-          <w:sz w:val="24"/>
-          <w:szCs w:val="24"/>
-        </w:rPr>
-        <w:t>Builder</w:t>
-      </w:r>
-      <w:proofErr w:type="spellEnd"/>
-      <w:r>
-        <w:rPr>
-          <w:rFonts w:ascii="Times New Roman" w:hAnsi="Times New Roman" w:cs="Times New Roman"/>
-          <w:sz w:val="24"/>
-          <w:szCs w:val="24"/>
-        </w:rPr>
-        <w:t xml:space="preserve"> definida en la entidad </w:t>
-      </w:r>
-      <w:proofErr w:type="spellStart"/>
-      <w:r>
-        <w:rPr>
-          <w:rFonts w:ascii="Times New Roman" w:hAnsi="Times New Roman" w:cs="Times New Roman"/>
-          <w:sz w:val="24"/>
-          <w:szCs w:val="24"/>
-        </w:rPr>
-        <w:t>FacturaEnergetica</w:t>
-      </w:r>
-      <w:proofErr w:type="spellEnd"/>
-      <w:r>
-        <w:rPr>
-          <w:rFonts w:ascii="Times New Roman" w:hAnsi="Times New Roman" w:cs="Times New Roman"/>
-          <w:sz w:val="24"/>
-          <w:szCs w:val="24"/>
-        </w:rPr>
-        <w:t xml:space="preserve">. En la respuesta obtenida se observa que cada factura contiene todos los atributos calculados por el sistema, como el consumo energético, la tarifa base, el subtotal, los impuestos, el descuento aplicado y el total final de la factura, además de la información del usuario y la fuente de energía utilizada. La correcta visualización de estos datos confirma </w:t>
+        <w:t xml:space="preserve">Con el fin de verificar el funcionamiento del patrón Builder dentro del sistema Smart Grid, se realizó una prueba mediante una solicitud GET al endpoint /facturas utilizando la herramienta Postman. Esta solicitud permite consultar las facturas energéticas almacenadas en la base de datos MongoDB. Al ejecutarse la petición, el sistema recupera los registros previamente generados y construidos mediante la clase Builder definida en la entidad FacturaEnergetica. En la respuesta obtenida se observa que cada factura contiene todos los atributos calculados por el sistema, como el consumo energético, la tarifa base, el subtotal, los impuestos, el descuento aplicado y el total final de la factura, además de la información del usuario y la fuente de energía utilizada. La correcta visualización de estos datos confirma </w:t>
       </w:r>
       <w:r>
         <w:rPr>
@@ -13748,25 +12943,7 @@
           <w:szCs w:val="24"/>
         </w:rPr>
         <w:lastRenderedPageBreak/>
-        <w:t xml:space="preserve">que el objeto factura fue construido adecuadamente utilizando el patrón </w:t>
-      </w:r>
-      <w:proofErr w:type="spellStart"/>
-      <w:r>
-        <w:rPr>
-          <w:rFonts w:ascii="Times New Roman" w:hAnsi="Times New Roman" w:cs="Times New Roman"/>
-          <w:sz w:val="24"/>
-          <w:szCs w:val="24"/>
-        </w:rPr>
-        <w:t>Builder</w:t>
-      </w:r>
-      <w:proofErr w:type="spellEnd"/>
-      <w:r>
-        <w:rPr>
-          <w:rFonts w:ascii="Times New Roman" w:hAnsi="Times New Roman" w:cs="Times New Roman"/>
-          <w:sz w:val="24"/>
-          <w:szCs w:val="24"/>
-        </w:rPr>
-        <w:t xml:space="preserve"> antes de ser almacenado en la base de datos, evidenciando el correcto funcionamiento de este patrón dentro del proceso de generación de facturas del sistema.</w:t>
+        <w:t>que el objeto factura fue construido adecuadamente utilizando el patrón Builder antes de ser almacenado en la base de datos, evidenciando el correcto funcionamiento de este patrón dentro del proceso de generación de facturas del sistema.</w:t>
       </w:r>
     </w:p>
     <w:p>
@@ -13837,43 +13014,7 @@
           <w:sz w:val="24"/>
           <w:szCs w:val="24"/>
         </w:rPr>
-        <w:t xml:space="preserve">El desarrollo del sistema permitió aplicar de manera práctica diferentes patrones de diseño, lo que contribuyó a mejorar la organización, modularidad y escalabilidad de la aplicación. La implementación de patrones como Singleton, Factory Method, </w:t>
-      </w:r>
-      <w:proofErr w:type="spellStart"/>
-      <w:r>
-        <w:rPr>
-          <w:rFonts w:ascii="Times New Roman" w:hAnsi="Times New Roman" w:cs="Times New Roman"/>
-          <w:sz w:val="24"/>
-          <w:szCs w:val="24"/>
-        </w:rPr>
-        <w:t>Abstract</w:t>
-      </w:r>
-      <w:proofErr w:type="spellEnd"/>
-      <w:r>
-        <w:rPr>
-          <w:rFonts w:ascii="Times New Roman" w:hAnsi="Times New Roman" w:cs="Times New Roman"/>
-          <w:sz w:val="24"/>
-          <w:szCs w:val="24"/>
-        </w:rPr>
-        <w:t xml:space="preserve"> Factory y </w:t>
-      </w:r>
-      <w:proofErr w:type="spellStart"/>
-      <w:r>
-        <w:rPr>
-          <w:rFonts w:ascii="Times New Roman" w:hAnsi="Times New Roman" w:cs="Times New Roman"/>
-          <w:sz w:val="24"/>
-          <w:szCs w:val="24"/>
-        </w:rPr>
-        <w:t>Builder</w:t>
-      </w:r>
-      <w:proofErr w:type="spellEnd"/>
-      <w:r>
-        <w:rPr>
-          <w:rFonts w:ascii="Times New Roman" w:hAnsi="Times New Roman" w:cs="Times New Roman"/>
-          <w:sz w:val="24"/>
-          <w:szCs w:val="24"/>
-        </w:rPr>
-        <w:t xml:space="preserve"> permitió estructurar el sistema de forma más flexible, separando las responsabilidades de cada componente y facilitando la creación y gestión de objetos dentro del sistema de facturación energética.</w:t>
+        <w:t>El desarrollo del sistema permitió aplicar de manera práctica diferentes patrones de diseño, lo que contribuyó a mejorar la organización, modularidad y escalabilidad de la aplicación. La implementación de patrones como Singleton, Factory Method, Abstract Factory y Builder permitió estructurar el sistema de forma más flexible, separando las responsabilidades de cada componente y facilitando la creación y gestión de objetos dentro del sistema de facturación energética.</w:t>
       </w:r>
     </w:p>
     <w:p>
@@ -13892,43 +13033,7 @@
           <w:sz w:val="24"/>
           <w:szCs w:val="24"/>
         </w:rPr>
-        <w:t xml:space="preserve">Asimismo, el uso de tecnologías como Spring Boot, MongoDB y Postman permitió desarrollar y probar los servicios de manera eficiente, garantizando la correcta comunicación entre las diferentes capas de la aplicación. La arquitectura basada en </w:t>
-      </w:r>
-      <w:proofErr w:type="spellStart"/>
-      <w:r>
-        <w:rPr>
-          <w:rFonts w:ascii="Times New Roman" w:hAnsi="Times New Roman" w:cs="Times New Roman"/>
-          <w:sz w:val="24"/>
-          <w:szCs w:val="24"/>
-        </w:rPr>
-        <w:t>Controller</w:t>
-      </w:r>
-      <w:proofErr w:type="spellEnd"/>
-      <w:r>
-        <w:rPr>
-          <w:rFonts w:ascii="Times New Roman" w:hAnsi="Times New Roman" w:cs="Times New Roman"/>
-          <w:sz w:val="24"/>
-          <w:szCs w:val="24"/>
-        </w:rPr>
-        <w:t xml:space="preserve">, Service, </w:t>
-      </w:r>
-      <w:proofErr w:type="spellStart"/>
-      <w:r>
-        <w:rPr>
-          <w:rFonts w:ascii="Times New Roman" w:hAnsi="Times New Roman" w:cs="Times New Roman"/>
-          <w:sz w:val="24"/>
-          <w:szCs w:val="24"/>
-        </w:rPr>
-        <w:t>Repository</w:t>
-      </w:r>
-      <w:proofErr w:type="spellEnd"/>
-      <w:r>
-        <w:rPr>
-          <w:rFonts w:ascii="Times New Roman" w:hAnsi="Times New Roman" w:cs="Times New Roman"/>
-          <w:sz w:val="24"/>
-          <w:szCs w:val="24"/>
-        </w:rPr>
-        <w:t xml:space="preserve"> y Model favoreció la separación de responsabilidades y permitió mantener un código más claro y mantenible.</w:t>
+        <w:t>Asimismo, el uso de tecnologías como Spring Boot, MongoDB y Postman permitió desarrollar y probar los servicios de manera eficiente, garantizando la correcta comunicación entre las diferentes capas de la aplicación. La arquitectura basada en Controller, Service, Repository y Model favoreció la separación de responsabilidades y permitió mantener un código más claro y mantenible.</w:t>
       </w:r>
     </w:p>
     <w:p>
@@ -13967,31 +13072,6 @@
           <w:szCs w:val="24"/>
         </w:rPr>
         <w:t>Finalmente, el proyecto evidencia cómo la aplicación adecuada de patrones de diseño en el desarrollo de software permite construir sistemas más organizados, reutilizables y fáciles de mantener. Este tipo de prácticas resulta fundamental en proyectos reales, donde la calidad del diseño del software influye directamente en su capacidad de evolución y adaptación a nuevos requerimientos.</w:t>
-      </w:r>
-    </w:p>
-    <w:p>
-      <w:pPr>
-        <w:spacing w:line="480" w:lineRule="auto"/>
-      </w:pPr>
-    </w:p>
-    <w:p>
-      <w:pPr>
-        <w:spacing w:line="480" w:lineRule="auto"/>
-        <w:rPr>
-          <w:rFonts w:ascii="Times New Roman" w:hAnsi="Times New Roman" w:cs="Times New Roman"/>
-          <w:noProof/>
-          <w:sz w:val="24"/>
-          <w:szCs w:val="24"/>
-        </w:rPr>
-      </w:pPr>
-      <w:r>
-        <w:rPr>
-          <w:rFonts w:ascii="Times New Roman" w:hAnsi="Times New Roman" w:cs="Times New Roman"/>
-          <w:noProof/>
-          <w:sz w:val="24"/>
-          <w:szCs w:val="24"/>
-        </w:rPr>
-        <w:br w:type="page"/>
       </w:r>
     </w:p>
     <w:bookmarkStart w:id="56" w:name="_Toc224553748" w:displacedByCustomXml="next"/>
@@ -14058,6 +13138,7 @@
             <w:id w:val="-573587230"/>
             <w:bibliography/>
           </w:sdtPr>
+          <w:sdtEndPr/>
           <w:sdtContent>
             <w:p>
               <w:pPr>
@@ -20068,6 +19149,7 @@
   <w:style w:type="character" w:default="1" w:styleId="Fuentedeprrafopredeter">
     <w:name w:val="Default Paragraph Font"/>
     <w:uiPriority w:val="1"/>
+    <w:semiHidden/>
     <w:unhideWhenUsed/>
   </w:style>
   <w:style w:type="table" w:default="1" w:styleId="Tablanormal">
